--- a/documents/live_market_test_2026-09-30/watch_79b6870a0efe76cc12_physician_medical_doctor_tailored_cv.docx
+++ b/documents/live_market_test_2026-09-30/watch_79b6870a0efe76cc12_physician_medical_doctor_tailored_cv.docx
@@ -71,6 +71,24 @@
               <w:ind w:left="202" w:hanging="144"/>
             </w:pPr>
             <w:r>
+              <w:t>• BPHS/EPHS &amp; IMAM/CMAM Program Knowledge</w:t>
+            </w:r>
+          </w:p>
+          <w:p>
+            <w:pPr>
+              <w:pStyle w:val="JFBody"/>
+              <w:ind w:left="202" w:hanging="144"/>
+            </w:pPr>
+            <w:r>
+              <w:t>• Clinical assessment</w:t>
+            </w:r>
+          </w:p>
+          <w:p>
+            <w:pPr>
+              <w:pStyle w:val="JFBody"/>
+              <w:ind w:left="202" w:hanging="144"/>
+            </w:pPr>
+            <w:r>
               <w:t>• Provincial &amp; Ministry of Public Health Stakeholder Coordination</w:t>
             </w:r>
           </w:p>
@@ -107,25 +125,7 @@
               <w:ind w:left="202" w:hanging="144"/>
             </w:pPr>
             <w:r>
-              <w:t>• BPHS/EPHS &amp; IMAM/CMAM Program Knowledge</w:t>
-            </w:r>
-          </w:p>
-          <w:p>
-            <w:pPr>
-              <w:pStyle w:val="JFBody"/>
-              <w:ind w:left="202" w:hanging="144"/>
-            </w:pPr>
-            <w:r>
               <w:t>• Team Supervision &amp; Capacity Building</w:t>
-            </w:r>
-          </w:p>
-          <w:p>
-            <w:pPr>
-              <w:pStyle w:val="JFBody"/>
-              <w:ind w:left="202" w:hanging="144"/>
-            </w:pPr>
-            <w:r>
-              <w:t>• Clinical assessment</w:t>
             </w:r>
           </w:p>
           <w:p>
@@ -198,6 +198,47 @@
               <w:pStyle w:val="JFLabel"/>
             </w:pPr>
             <w:r>
+              <w:t>2020-10 – 2020-12</w:t>
+            </w:r>
+          </w:p>
+          <w:p>
+            <w:pPr>
+              <w:pStyle w:val="JFMeta"/>
+            </w:pPr>
+            <w:r>
+              <w:t>Daikundi Provincial Public Health Directorate</w:t>
+            </w:r>
+          </w:p>
+          <w:p>
+            <w:pPr>
+              <w:pStyle w:val="JFRole"/>
+            </w:pPr>
+            <w:r>
+              <w:t>Medical Doctor / COVID-19 Rapid Response Team Leader</w:t>
+            </w:r>
+          </w:p>
+          <w:p>
+            <w:pPr>
+              <w:pStyle w:val="JFMeta"/>
+            </w:pPr>
+            <w:r>
+              <w:t>Daikundi, Afghanistan</w:t>
+            </w:r>
+          </w:p>
+          <w:p>
+            <w:pPr>
+              <w:pStyle w:val="JFBody"/>
+              <w:ind w:left="202" w:hanging="144"/>
+            </w:pPr>
+            <w:r>
+              <w:t>• Coordinated with Ministry of Public Health representatives, provincial health authorities, and partner organizations.</w:t>
+            </w:r>
+          </w:p>
+          <w:p>
+            <w:pPr>
+              <w:pStyle w:val="JFLabel"/>
+            </w:pPr>
+            <w:r>
               <w:t>2023-05 – 2025-07</w:t>
             </w:r>
           </w:p>
@@ -232,47 +273,6 @@
             </w:pPr>
             <w:r>
               <w:t>• Delivered clinical assessment, diagnosis, treatment, and follow-up care for children with SAM applying WHO, IMAM/CMAM, and national clinical protocols.</w:t>
-            </w:r>
-          </w:p>
-          <w:p>
-            <w:pPr>
-              <w:pStyle w:val="JFLabel"/>
-            </w:pPr>
-            <w:r>
-              <w:t>2020-10 – 2020-12</w:t>
-            </w:r>
-          </w:p>
-          <w:p>
-            <w:pPr>
-              <w:pStyle w:val="JFMeta"/>
-            </w:pPr>
-            <w:r>
-              <w:t>Daikundi Provincial Public Health Directorate</w:t>
-            </w:r>
-          </w:p>
-          <w:p>
-            <w:pPr>
-              <w:pStyle w:val="JFRole"/>
-            </w:pPr>
-            <w:r>
-              <w:t>Medical Doctor / COVID-19 Rapid Response Team Leader</w:t>
-            </w:r>
-          </w:p>
-          <w:p>
-            <w:pPr>
-              <w:pStyle w:val="JFMeta"/>
-            </w:pPr>
-            <w:r>
-              <w:t>Daikundi, Afghanistan</w:t>
-            </w:r>
-          </w:p>
-          <w:p>
-            <w:pPr>
-              <w:pStyle w:val="JFBody"/>
-              <w:ind w:left="202" w:hanging="144"/>
-            </w:pPr>
-            <w:r>
-              <w:t>• Coordinated with Ministry of Public Health representatives, provincial health authorities, and partner organizations.</w:t>
             </w:r>
           </w:p>
           <w:p>
